--- a/TFT_prediction_remedy_plan/Demand_Forecast_TFT_Changes.docx
+++ b/TFT_prediction_remedy_plan/Demand_Forecast_TFT_Changes.docx
@@ -1,6 +1,6 @@
 
 <file path=word/document.xml><?xml version="1.0" encoding="utf-8"?>
-<w:document xmlns:wpc="http://schemas.microsoft.com/office/word/2010/wordprocessingCanvas" xmlns:cx="http://schemas.microsoft.com/office/drawing/2014/chartex" xmlns:cx1="http://schemas.microsoft.com/office/drawing/2015/9/8/chartex" xmlns:cx2="http://schemas.microsoft.com/office/drawing/2015/10/21/chartex" xmlns:cx3="http://schemas.microsoft.com/office/drawing/2016/5/9/chartex" xmlns:cx4="http://schemas.microsoft.com/office/drawing/2016/5/10/chartex" xmlns:cx5="http://schemas.microsoft.com/office/drawing/2016/5/11/chartex" xmlns:cx6="http://schemas.microsoft.com/office/drawing/2016/5/12/chartex" xmlns:cx7="http://schemas.microsoft.com/office/drawing/2016/5/13/chartex" xmlns:cx8="http://schemas.microsoft.com/office/drawing/2016/5/14/chartex" xmlns:mc="http://schemas.openxmlformats.org/markup-compatibility/2006" xmlns:aink="http://schemas.microsoft.com/office/drawing/2016/ink" xmlns:am3d="http://schemas.microsoft.com/office/drawing/2017/model3d" xmlns:o="urn:schemas-microsoft-com:office:office" xmlns:oel="http://schemas.microsoft.com/office/2019/extlst" xmlns:r="http://schemas.openxmlformats.org/officeDocument/2006/relationships" xmlns:m="http://schemas.openxmlformats.org/officeDocument/2006/math" xmlns:v="urn:schemas-microsoft-com:vml" xmlns:wp14="http://schemas.microsoft.com/office/word/2010/wordprocessingDrawing" xmlns:wp="http://schemas.openxmlformats.org/drawingml/2006/wordprocessingDrawing" xmlns:w10="urn:schemas-microsoft-com:office:word" xmlns:w="http://schemas.openxmlformats.org/wordprocessingml/2006/main" xmlns:w14="http://schemas.microsoft.com/office/word/2010/wordml" xmlns:w15="http://schemas.microsoft.com/office/word/2012/wordml" xmlns:w16cex="http://schemas.microsoft.com/office/word/2018/wordml/cex" xmlns:w16cid="http://schemas.microsoft.com/office/word/2016/wordml/cid" xmlns:w16="http://schemas.microsoft.com/office/word/2018/wordml" xmlns:w16du="http://schemas.microsoft.com/office/word/2023/wordml/word16du" xmlns:w16sdtdh="http://schemas.microsoft.com/office/word/2020/wordml/sdtdatahash" xmlns:w16sdtfl="http://schemas.microsoft.com/office/word/2024/wordml/sdtformatlock" xmlns:w16se="http://schemas.microsoft.com/office/word/2015/wordml/symex" xmlns:wpg="http://schemas.microsoft.com/office/word/2010/wordprocessingGroup" xmlns:wpi="http://schemas.microsoft.com/office/word/2010/wordprocessingInk" xmlns:wne="http://schemas.microsoft.com/office/word/2006/wordml" xmlns:wps="http://schemas.microsoft.com/office/word/2010/wordprocessingShape" mc:Ignorable="w14 w15 w16se w16cid w16 w16cex w16sdtdh w16sdtfl w16du wp14">
+<w:document xmlns:wpc="http://schemas.microsoft.com/office/word/2010/wordprocessingCanvas" xmlns:cx="http://schemas.microsoft.com/office/drawing/2014/chartex" xmlns:cx1="http://schemas.microsoft.com/office/drawing/2015/9/8/chartex" xmlns:mc="http://schemas.openxmlformats.org/markup-compatibility/2006" xmlns:o="urn:schemas-microsoft-com:office:office" xmlns:r="http://schemas.openxmlformats.org/officeDocument/2006/relationships" xmlns:m="http://schemas.openxmlformats.org/officeDocument/2006/math" xmlns:v="urn:schemas-microsoft-com:vml" xmlns:wp14="http://schemas.microsoft.com/office/word/2010/wordprocessingDrawing" xmlns:wp="http://schemas.openxmlformats.org/drawingml/2006/wordprocessingDrawing" xmlns:w10="urn:schemas-microsoft-com:office:word" xmlns:w="http://schemas.openxmlformats.org/wordprocessingml/2006/main" xmlns:w14="http://schemas.microsoft.com/office/word/2010/wordml" xmlns:w15="http://schemas.microsoft.com/office/word/2012/wordml" xmlns:w16se="http://schemas.microsoft.com/office/word/2015/wordml/symex" xmlns:wpg="http://schemas.microsoft.com/office/word/2010/wordprocessingGroup" xmlns:wpi="http://schemas.microsoft.com/office/word/2010/wordprocessingInk" xmlns:wne="http://schemas.microsoft.com/office/word/2006/wordml" xmlns:wps="http://schemas.microsoft.com/office/word/2010/wordprocessingShape" mc:Ignorable="w14 w15 w16se wp14">
   <w:body>
     <w:p>
       <w:pPr>
@@ -129,7 +129,7 @@
     </w:p>
     <w:tbl>
       <w:tblPr>
-        <w:tblW w:w="9360" w:type="dxa"/>
+        <w:tblW w:w="6561" w:type="dxa"/>
         <w:tblBorders>
           <w:top w:val="single" w:sz="4" w:space="0" w:color="BFBFBF"/>
           <w:left w:val="single" w:sz="4" w:space="0" w:color="BFBFBF"/>
@@ -148,8 +148,6 @@
         <w:gridCol w:w="582"/>
         <w:gridCol w:w="2978"/>
         <w:gridCol w:w="3001"/>
-        <w:gridCol w:w="1187"/>
-        <w:gridCol w:w="1612"/>
       </w:tblGrid>
       <w:tr>
         <w:trPr>
@@ -157,7 +155,7 @@
         </w:trPr>
         <w:tc>
           <w:tcPr>
-            <w:tcW w:w="520" w:type="dxa"/>
+            <w:tcW w:w="582" w:type="dxa"/>
             <w:shd w:val="clear" w:color="auto" w:fill="1F3864"/>
             <w:tcMar>
               <w:top w:w="90" w:type="dxa"/>
@@ -185,7 +183,7 @@
         </w:tc>
         <w:tc>
           <w:tcPr>
-            <w:tcW w:w="2660" w:type="dxa"/>
+            <w:tcW w:w="2978" w:type="dxa"/>
             <w:shd w:val="clear" w:color="auto" w:fill="1F3864"/>
             <w:tcMar>
               <w:top w:w="90" w:type="dxa"/>
@@ -213,7 +211,7 @@
         </w:tc>
         <w:tc>
           <w:tcPr>
-            <w:tcW w:w="2680" w:type="dxa"/>
+            <w:tcW w:w="3001" w:type="dxa"/>
             <w:shd w:val="clear" w:color="auto" w:fill="1F3864"/>
             <w:tcMar>
               <w:top w:w="90" w:type="dxa"/>
@@ -236,62 +234,6 @@
                 <w:szCs w:val="19"/>
               </w:rPr>
               <w:t>Addresses</w:t>
-            </w:r>
-          </w:p>
-        </w:tc>
-        <w:tc>
-          <w:tcPr>
-            <w:tcW w:w="1060" w:type="dxa"/>
-            <w:shd w:val="clear" w:color="auto" w:fill="1F3864"/>
-            <w:tcMar>
-              <w:top w:w="90" w:type="dxa"/>
-              <w:left w:w="130" w:type="dxa"/>
-              <w:bottom w:w="90" w:type="dxa"/>
-              <w:right w:w="130" w:type="dxa"/>
-            </w:tcMar>
-            <w:vAlign w:val="center"/>
-          </w:tcPr>
-          <w:p>
-            <w:pPr>
-              <w:spacing w:line="260" w:lineRule="auto"/>
-            </w:pPr>
-            <w:r>
-              <w:rPr>
-                <w:b/>
-                <w:bCs/>
-                <w:color w:val="FFFFFF"/>
-                <w:sz w:val="19"/>
-                <w:szCs w:val="19"/>
-              </w:rPr>
-              <w:t>Effort</w:t>
-            </w:r>
-          </w:p>
-        </w:tc>
-        <w:tc>
-          <w:tcPr>
-            <w:tcW w:w="1440" w:type="dxa"/>
-            <w:shd w:val="clear" w:color="auto" w:fill="1F3864"/>
-            <w:tcMar>
-              <w:top w:w="90" w:type="dxa"/>
-              <w:left w:w="130" w:type="dxa"/>
-              <w:bottom w:w="90" w:type="dxa"/>
-              <w:right w:w="130" w:type="dxa"/>
-            </w:tcMar>
-            <w:vAlign w:val="center"/>
-          </w:tcPr>
-          <w:p>
-            <w:pPr>
-              <w:spacing w:line="260" w:lineRule="auto"/>
-            </w:pPr>
-            <w:r>
-              <w:rPr>
-                <w:b/>
-                <w:bCs/>
-                <w:color w:val="FFFFFF"/>
-                <w:sz w:val="19"/>
-                <w:szCs w:val="19"/>
-              </w:rPr>
-              <w:t>Impact</w:t>
             </w:r>
           </w:p>
         </w:tc>
@@ -299,7 +241,7 @@
       <w:tr>
         <w:tc>
           <w:tcPr>
-            <w:tcW w:w="520" w:type="dxa"/>
+            <w:tcW w:w="582" w:type="dxa"/>
             <w:tcMar>
               <w:top w:w="90" w:type="dxa"/>
               <w:left w:w="130" w:type="dxa"/>
@@ -326,7 +268,7 @@
         </w:tc>
         <w:tc>
           <w:tcPr>
-            <w:tcW w:w="2660" w:type="dxa"/>
+            <w:tcW w:w="2978" w:type="dxa"/>
             <w:tcMar>
               <w:top w:w="90" w:type="dxa"/>
               <w:left w:w="130" w:type="dxa"/>
@@ -351,7 +293,7 @@
         </w:tc>
         <w:tc>
           <w:tcPr>
-            <w:tcW w:w="2680" w:type="dxa"/>
+            <w:tcW w:w="3001" w:type="dxa"/>
             <w:tcMar>
               <w:top w:w="90" w:type="dxa"/>
               <w:left w:w="130" w:type="dxa"/>
@@ -371,56 +313,6 @@
                 <w:szCs w:val="19"/>
               </w:rPr>
               <w:t>Checkpoint selection has no festive signal</w:t>
-            </w:r>
-          </w:p>
-        </w:tc>
-        <w:tc>
-          <w:tcPr>
-            <w:tcW w:w="1060" w:type="dxa"/>
-            <w:tcMar>
-              <w:top w:w="90" w:type="dxa"/>
-              <w:left w:w="130" w:type="dxa"/>
-              <w:bottom w:w="90" w:type="dxa"/>
-              <w:right w:w="130" w:type="dxa"/>
-            </w:tcMar>
-            <w:vAlign w:val="center"/>
-          </w:tcPr>
-          <w:p>
-            <w:pPr>
-              <w:spacing w:line="260" w:lineRule="auto"/>
-            </w:pPr>
-            <w:r>
-              <w:rPr>
-                <w:color w:val="000000"/>
-                <w:sz w:val="19"/>
-                <w:szCs w:val="19"/>
-              </w:rPr>
-              <w:t>2–3 days</w:t>
-            </w:r>
-          </w:p>
-        </w:tc>
-        <w:tc>
-          <w:tcPr>
-            <w:tcW w:w="1440" w:type="dxa"/>
-            <w:tcMar>
-              <w:top w:w="90" w:type="dxa"/>
-              <w:left w:w="130" w:type="dxa"/>
-              <w:bottom w:w="90" w:type="dxa"/>
-              <w:right w:w="130" w:type="dxa"/>
-            </w:tcMar>
-            <w:vAlign w:val="center"/>
-          </w:tcPr>
-          <w:p>
-            <w:pPr>
-              <w:spacing w:line="260" w:lineRule="auto"/>
-            </w:pPr>
-            <w:r>
-              <w:rPr>
-                <w:color w:val="000000"/>
-                <w:sz w:val="19"/>
-                <w:szCs w:val="19"/>
-              </w:rPr>
-              <w:t>High</w:t>
             </w:r>
           </w:p>
         </w:tc>
@@ -428,7 +320,7 @@
       <w:tr>
         <w:tc>
           <w:tcPr>
-            <w:tcW w:w="520" w:type="dxa"/>
+            <w:tcW w:w="582" w:type="dxa"/>
             <w:shd w:val="clear" w:color="auto" w:fill="F2F5FA"/>
             <w:tcMar>
               <w:top w:w="90" w:type="dxa"/>
@@ -456,7 +348,7 @@
         </w:tc>
         <w:tc>
           <w:tcPr>
-            <w:tcW w:w="2660" w:type="dxa"/>
+            <w:tcW w:w="2978" w:type="dxa"/>
             <w:shd w:val="clear" w:color="auto" w:fill="F2F5FA"/>
             <w:tcMar>
               <w:top w:w="90" w:type="dxa"/>
@@ -482,7 +374,7 @@
         </w:tc>
         <w:tc>
           <w:tcPr>
-            <w:tcW w:w="2680" w:type="dxa"/>
+            <w:tcW w:w="3001" w:type="dxa"/>
             <w:shd w:val="clear" w:color="auto" w:fill="F2F5FA"/>
             <w:tcMar>
               <w:top w:w="90" w:type="dxa"/>
@@ -503,58 +395,6 @@
                 <w:szCs w:val="19"/>
               </w:rPr>
               <w:t>Peaks compressed; model converges low</w:t>
-            </w:r>
-          </w:p>
-        </w:tc>
-        <w:tc>
-          <w:tcPr>
-            <w:tcW w:w="1060" w:type="dxa"/>
-            <w:shd w:val="clear" w:color="auto" w:fill="F2F5FA"/>
-            <w:tcMar>
-              <w:top w:w="90" w:type="dxa"/>
-              <w:left w:w="130" w:type="dxa"/>
-              <w:bottom w:w="90" w:type="dxa"/>
-              <w:right w:w="130" w:type="dxa"/>
-            </w:tcMar>
-            <w:vAlign w:val="center"/>
-          </w:tcPr>
-          <w:p>
-            <w:pPr>
-              <w:spacing w:line="260" w:lineRule="auto"/>
-            </w:pPr>
-            <w:r>
-              <w:rPr>
-                <w:color w:val="000000"/>
-                <w:sz w:val="19"/>
-                <w:szCs w:val="19"/>
-              </w:rPr>
-              <w:t>1 day</w:t>
-            </w:r>
-          </w:p>
-        </w:tc>
-        <w:tc>
-          <w:tcPr>
-            <w:tcW w:w="1440" w:type="dxa"/>
-            <w:shd w:val="clear" w:color="auto" w:fill="F2F5FA"/>
-            <w:tcMar>
-              <w:top w:w="90" w:type="dxa"/>
-              <w:left w:w="130" w:type="dxa"/>
-              <w:bottom w:w="90" w:type="dxa"/>
-              <w:right w:w="130" w:type="dxa"/>
-            </w:tcMar>
-            <w:vAlign w:val="center"/>
-          </w:tcPr>
-          <w:p>
-            <w:pPr>
-              <w:spacing w:line="260" w:lineRule="auto"/>
-            </w:pPr>
-            <w:r>
-              <w:rPr>
-                <w:color w:val="000000"/>
-                <w:sz w:val="19"/>
-                <w:szCs w:val="19"/>
-              </w:rPr>
-              <w:t>High</w:t>
             </w:r>
           </w:p>
         </w:tc>
@@ -562,7 +402,7 @@
       <w:tr>
         <w:tc>
           <w:tcPr>
-            <w:tcW w:w="520" w:type="dxa"/>
+            <w:tcW w:w="582" w:type="dxa"/>
             <w:tcMar>
               <w:top w:w="90" w:type="dxa"/>
               <w:left w:w="130" w:type="dxa"/>
@@ -589,7 +429,7 @@
         </w:tc>
         <w:tc>
           <w:tcPr>
-            <w:tcW w:w="2660" w:type="dxa"/>
+            <w:tcW w:w="2978" w:type="dxa"/>
             <w:tcMar>
               <w:top w:w="90" w:type="dxa"/>
               <w:left w:w="130" w:type="dxa"/>
@@ -614,7 +454,7 @@
         </w:tc>
         <w:tc>
           <w:tcPr>
-            <w:tcW w:w="2680" w:type="dxa"/>
+            <w:tcW w:w="3001" w:type="dxa"/>
             <w:tcMar>
               <w:top w:w="90" w:type="dxa"/>
               <w:left w:w="130" w:type="dxa"/>
@@ -634,56 +474,6 @@
                 <w:szCs w:val="19"/>
               </w:rPr>
               <w:t>Capacity spent on series we are not scored on</w:t>
-            </w:r>
-          </w:p>
-        </w:tc>
-        <w:tc>
-          <w:tcPr>
-            <w:tcW w:w="1060" w:type="dxa"/>
-            <w:tcMar>
-              <w:top w:w="90" w:type="dxa"/>
-              <w:left w:w="130" w:type="dxa"/>
-              <w:bottom w:w="90" w:type="dxa"/>
-              <w:right w:w="130" w:type="dxa"/>
-            </w:tcMar>
-            <w:vAlign w:val="center"/>
-          </w:tcPr>
-          <w:p>
-            <w:pPr>
-              <w:spacing w:line="260" w:lineRule="auto"/>
-            </w:pPr>
-            <w:r>
-              <w:rPr>
-                <w:color w:val="000000"/>
-                <w:sz w:val="19"/>
-                <w:szCs w:val="19"/>
-              </w:rPr>
-              <w:t>1–2 days</w:t>
-            </w:r>
-          </w:p>
-        </w:tc>
-        <w:tc>
-          <w:tcPr>
-            <w:tcW w:w="1440" w:type="dxa"/>
-            <w:tcMar>
-              <w:top w:w="90" w:type="dxa"/>
-              <w:left w:w="130" w:type="dxa"/>
-              <w:bottom w:w="90" w:type="dxa"/>
-              <w:right w:w="130" w:type="dxa"/>
-            </w:tcMar>
-            <w:vAlign w:val="center"/>
-          </w:tcPr>
-          <w:p>
-            <w:pPr>
-              <w:spacing w:line="260" w:lineRule="auto"/>
-            </w:pPr>
-            <w:r>
-              <w:rPr>
-                <w:color w:val="000000"/>
-                <w:sz w:val="19"/>
-                <w:szCs w:val="19"/>
-              </w:rPr>
-              <w:t>Med–High</w:t>
             </w:r>
           </w:p>
         </w:tc>
@@ -691,7 +481,7 @@
       <w:tr>
         <w:tc>
           <w:tcPr>
-            <w:tcW w:w="520" w:type="dxa"/>
+            <w:tcW w:w="582" w:type="dxa"/>
             <w:shd w:val="clear" w:color="auto" w:fill="F2F5FA"/>
             <w:tcMar>
               <w:top w:w="90" w:type="dxa"/>
@@ -719,7 +509,7 @@
         </w:tc>
         <w:tc>
           <w:tcPr>
-            <w:tcW w:w="2660" w:type="dxa"/>
+            <w:tcW w:w="2978" w:type="dxa"/>
             <w:shd w:val="clear" w:color="auto" w:fill="F2F5FA"/>
             <w:tcMar>
               <w:top w:w="90" w:type="dxa"/>
@@ -745,7 +535,7 @@
         </w:tc>
         <w:tc>
           <w:tcPr>
-            <w:tcW w:w="2680" w:type="dxa"/>
+            <w:tcW w:w="3001" w:type="dxa"/>
             <w:shd w:val="clear" w:color="auto" w:fill="F2F5FA"/>
             <w:tcMar>
               <w:top w:w="90" w:type="dxa"/>
@@ -766,58 +556,6 @@
                 <w:szCs w:val="19"/>
               </w:rPr>
               <w:t>Festive term pulls predictions down</w:t>
-            </w:r>
-          </w:p>
-        </w:tc>
-        <w:tc>
-          <w:tcPr>
-            <w:tcW w:w="1060" w:type="dxa"/>
-            <w:shd w:val="clear" w:color="auto" w:fill="F2F5FA"/>
-            <w:tcMar>
-              <w:top w:w="90" w:type="dxa"/>
-              <w:left w:w="130" w:type="dxa"/>
-              <w:bottom w:w="90" w:type="dxa"/>
-              <w:right w:w="130" w:type="dxa"/>
-            </w:tcMar>
-            <w:vAlign w:val="center"/>
-          </w:tcPr>
-          <w:p>
-            <w:pPr>
-              <w:spacing w:line="260" w:lineRule="auto"/>
-            </w:pPr>
-            <w:r>
-              <w:rPr>
-                <w:color w:val="000000"/>
-                <w:sz w:val="19"/>
-                <w:szCs w:val="19"/>
-              </w:rPr>
-              <w:t>0.5 day</w:t>
-            </w:r>
-          </w:p>
-        </w:tc>
-        <w:tc>
-          <w:tcPr>
-            <w:tcW w:w="1440" w:type="dxa"/>
-            <w:shd w:val="clear" w:color="auto" w:fill="F2F5FA"/>
-            <w:tcMar>
-              <w:top w:w="90" w:type="dxa"/>
-              <w:left w:w="130" w:type="dxa"/>
-              <w:bottom w:w="90" w:type="dxa"/>
-              <w:right w:w="130" w:type="dxa"/>
-            </w:tcMar>
-            <w:vAlign w:val="center"/>
-          </w:tcPr>
-          <w:p>
-            <w:pPr>
-              <w:spacing w:line="260" w:lineRule="auto"/>
-            </w:pPr>
-            <w:r>
-              <w:rPr>
-                <w:color w:val="000000"/>
-                <w:sz w:val="19"/>
-                <w:szCs w:val="19"/>
-              </w:rPr>
-              <w:t>Med–High</w:t>
             </w:r>
           </w:p>
         </w:tc>
@@ -825,7 +563,7 @@
       <w:tr>
         <w:tc>
           <w:tcPr>
-            <w:tcW w:w="520" w:type="dxa"/>
+            <w:tcW w:w="582" w:type="dxa"/>
             <w:tcMar>
               <w:top w:w="90" w:type="dxa"/>
               <w:left w:w="130" w:type="dxa"/>
@@ -852,7 +590,7 @@
         </w:tc>
         <w:tc>
           <w:tcPr>
-            <w:tcW w:w="2660" w:type="dxa"/>
+            <w:tcW w:w="2978" w:type="dxa"/>
             <w:tcMar>
               <w:top w:w="90" w:type="dxa"/>
               <w:left w:w="130" w:type="dxa"/>
@@ -877,7 +615,7 @@
         </w:tc>
         <w:tc>
           <w:tcPr>
-            <w:tcW w:w="2680" w:type="dxa"/>
+            <w:tcW w:w="3001" w:type="dxa"/>
             <w:tcMar>
               <w:top w:w="90" w:type="dxa"/>
               <w:left w:w="130" w:type="dxa"/>
@@ -897,56 +635,6 @@
                 <w:szCs w:val="19"/>
               </w:rPr>
               <w:t>24 near-empty flags dilute variable selection</w:t>
-            </w:r>
-          </w:p>
-        </w:tc>
-        <w:tc>
-          <w:tcPr>
-            <w:tcW w:w="1060" w:type="dxa"/>
-            <w:tcMar>
-              <w:top w:w="90" w:type="dxa"/>
-              <w:left w:w="130" w:type="dxa"/>
-              <w:bottom w:w="90" w:type="dxa"/>
-              <w:right w:w="130" w:type="dxa"/>
-            </w:tcMar>
-            <w:vAlign w:val="center"/>
-          </w:tcPr>
-          <w:p>
-            <w:pPr>
-              <w:spacing w:line="260" w:lineRule="auto"/>
-            </w:pPr>
-            <w:r>
-              <w:rPr>
-                <w:color w:val="000000"/>
-                <w:sz w:val="19"/>
-                <w:szCs w:val="19"/>
-              </w:rPr>
-              <w:t>1–2 days</w:t>
-            </w:r>
-          </w:p>
-        </w:tc>
-        <w:tc>
-          <w:tcPr>
-            <w:tcW w:w="1440" w:type="dxa"/>
-            <w:tcMar>
-              <w:top w:w="90" w:type="dxa"/>
-              <w:left w:w="130" w:type="dxa"/>
-              <w:bottom w:w="90" w:type="dxa"/>
-              <w:right w:w="130" w:type="dxa"/>
-            </w:tcMar>
-            <w:vAlign w:val="center"/>
-          </w:tcPr>
-          <w:p>
-            <w:pPr>
-              <w:spacing w:line="260" w:lineRule="auto"/>
-            </w:pPr>
-            <w:r>
-              <w:rPr>
-                <w:color w:val="000000"/>
-                <w:sz w:val="19"/>
-                <w:szCs w:val="19"/>
-              </w:rPr>
-              <w:t>Medium</w:t>
             </w:r>
           </w:p>
         </w:tc>
@@ -954,7 +642,7 @@
       <w:tr>
         <w:tc>
           <w:tcPr>
-            <w:tcW w:w="520" w:type="dxa"/>
+            <w:tcW w:w="582" w:type="dxa"/>
             <w:shd w:val="clear" w:color="auto" w:fill="F2F5FA"/>
             <w:tcMar>
               <w:top w:w="90" w:type="dxa"/>
@@ -982,7 +670,7 @@
         </w:tc>
         <w:tc>
           <w:tcPr>
-            <w:tcW w:w="2660" w:type="dxa"/>
+            <w:tcW w:w="2978" w:type="dxa"/>
             <w:shd w:val="clear" w:color="auto" w:fill="F2F5FA"/>
             <w:tcMar>
               <w:top w:w="90" w:type="dxa"/>
@@ -1008,7 +696,7 @@
         </w:tc>
         <w:tc>
           <w:tcPr>
-            <w:tcW w:w="2680" w:type="dxa"/>
+            <w:tcW w:w="3001" w:type="dxa"/>
             <w:shd w:val="clear" w:color="auto" w:fill="F2F5FA"/>
             <w:tcMar>
               <w:top w:w="90" w:type="dxa"/>
@@ -1029,58 +717,6 @@
                 <w:szCs w:val="19"/>
               </w:rPr>
               <w:t>Dealer codes read as continuous numbers</w:t>
-            </w:r>
-          </w:p>
-        </w:tc>
-        <w:tc>
-          <w:tcPr>
-            <w:tcW w:w="1060" w:type="dxa"/>
-            <w:shd w:val="clear" w:color="auto" w:fill="F2F5FA"/>
-            <w:tcMar>
-              <w:top w:w="90" w:type="dxa"/>
-              <w:left w:w="130" w:type="dxa"/>
-              <w:bottom w:w="90" w:type="dxa"/>
-              <w:right w:w="130" w:type="dxa"/>
-            </w:tcMar>
-            <w:vAlign w:val="center"/>
-          </w:tcPr>
-          <w:p>
-            <w:pPr>
-              <w:spacing w:line="260" w:lineRule="auto"/>
-            </w:pPr>
-            <w:r>
-              <w:rPr>
-                <w:color w:val="000000"/>
-                <w:sz w:val="19"/>
-                <w:szCs w:val="19"/>
-              </w:rPr>
-              <w:t>0.5 day</w:t>
-            </w:r>
-          </w:p>
-        </w:tc>
-        <w:tc>
-          <w:tcPr>
-            <w:tcW w:w="1440" w:type="dxa"/>
-            <w:shd w:val="clear" w:color="auto" w:fill="F2F5FA"/>
-            <w:tcMar>
-              <w:top w:w="90" w:type="dxa"/>
-              <w:left w:w="130" w:type="dxa"/>
-              <w:bottom w:w="90" w:type="dxa"/>
-              <w:right w:w="130" w:type="dxa"/>
-            </w:tcMar>
-            <w:vAlign w:val="center"/>
-          </w:tcPr>
-          <w:p>
-            <w:pPr>
-              <w:spacing w:line="260" w:lineRule="auto"/>
-            </w:pPr>
-            <w:r>
-              <w:rPr>
-                <w:color w:val="000000"/>
-                <w:sz w:val="19"/>
-                <w:szCs w:val="19"/>
-              </w:rPr>
-              <w:t>Medium</w:t>
             </w:r>
           </w:p>
         </w:tc>
@@ -1088,7 +724,7 @@
       <w:tr>
         <w:tc>
           <w:tcPr>
-            <w:tcW w:w="520" w:type="dxa"/>
+            <w:tcW w:w="582" w:type="dxa"/>
             <w:tcMar>
               <w:top w:w="90" w:type="dxa"/>
               <w:left w:w="130" w:type="dxa"/>
@@ -1115,7 +751,7 @@
         </w:tc>
         <w:tc>
           <w:tcPr>
-            <w:tcW w:w="2660" w:type="dxa"/>
+            <w:tcW w:w="2978" w:type="dxa"/>
             <w:tcMar>
               <w:top w:w="90" w:type="dxa"/>
               <w:left w:w="130" w:type="dxa"/>
@@ -1140,7 +776,7 @@
         </w:tc>
         <w:tc>
           <w:tcPr>
-            <w:tcW w:w="2680" w:type="dxa"/>
+            <w:tcW w:w="3001" w:type="dxa"/>
             <w:tcMar>
               <w:top w:w="90" w:type="dxa"/>
               <w:left w:w="130" w:type="dxa"/>
@@ -1171,63 +807,13 @@
               <w:t>unauditable</w:t>
             </w:r>
             <w:proofErr w:type="spellEnd"/>
-          </w:p>
-        </w:tc>
-        <w:tc>
-          <w:tcPr>
-            <w:tcW w:w="1060" w:type="dxa"/>
-            <w:tcMar>
-              <w:top w:w="90" w:type="dxa"/>
-              <w:left w:w="130" w:type="dxa"/>
-              <w:bottom w:w="90" w:type="dxa"/>
-              <w:right w:w="130" w:type="dxa"/>
-            </w:tcMar>
-            <w:vAlign w:val="center"/>
-          </w:tcPr>
-          <w:p>
-            <w:pPr>
-              <w:spacing w:line="260" w:lineRule="auto"/>
-            </w:pPr>
-            <w:r>
-              <w:rPr>
-                <w:color w:val="000000"/>
-                <w:sz w:val="19"/>
-                <w:szCs w:val="19"/>
-              </w:rPr>
-              <w:t>1 day</w:t>
-            </w:r>
-          </w:p>
-        </w:tc>
-        <w:tc>
-          <w:tcPr>
-            <w:tcW w:w="1440" w:type="dxa"/>
-            <w:tcMar>
-              <w:top w:w="90" w:type="dxa"/>
-              <w:left w:w="130" w:type="dxa"/>
-              <w:bottom w:w="90" w:type="dxa"/>
-              <w:right w:w="130" w:type="dxa"/>
-            </w:tcMar>
-            <w:vAlign w:val="center"/>
-          </w:tcPr>
-          <w:p>
-            <w:pPr>
-              <w:spacing w:line="260" w:lineRule="auto"/>
-            </w:pPr>
-            <w:r>
-              <w:rPr>
-                <w:color w:val="000000"/>
-                <w:sz w:val="19"/>
-                <w:szCs w:val="19"/>
-              </w:rPr>
-              <w:t>Medium</w:t>
-            </w:r>
           </w:p>
         </w:tc>
       </w:tr>
       <w:tr>
         <w:tc>
           <w:tcPr>
-            <w:tcW w:w="520" w:type="dxa"/>
+            <w:tcW w:w="582" w:type="dxa"/>
             <w:shd w:val="clear" w:color="auto" w:fill="F2F5FA"/>
             <w:tcMar>
               <w:top w:w="90" w:type="dxa"/>
@@ -1255,7 +841,7 @@
         </w:tc>
         <w:tc>
           <w:tcPr>
-            <w:tcW w:w="2660" w:type="dxa"/>
+            <w:tcW w:w="2978" w:type="dxa"/>
             <w:shd w:val="clear" w:color="auto" w:fill="F2F5FA"/>
             <w:tcMar>
               <w:top w:w="90" w:type="dxa"/>
@@ -1281,7 +867,7 @@
         </w:tc>
         <w:tc>
           <w:tcPr>
-            <w:tcW w:w="2680" w:type="dxa"/>
+            <w:tcW w:w="3001" w:type="dxa"/>
             <w:shd w:val="clear" w:color="auto" w:fill="F2F5FA"/>
             <w:tcMar>
               <w:top w:w="90" w:type="dxa"/>
@@ -1302,58 +888,6 @@
                 <w:szCs w:val="19"/>
               </w:rPr>
               <w:t>Variant-level daily data is largely noise</w:t>
-            </w:r>
-          </w:p>
-        </w:tc>
-        <w:tc>
-          <w:tcPr>
-            <w:tcW w:w="1060" w:type="dxa"/>
-            <w:shd w:val="clear" w:color="auto" w:fill="F2F5FA"/>
-            <w:tcMar>
-              <w:top w:w="90" w:type="dxa"/>
-              <w:left w:w="130" w:type="dxa"/>
-              <w:bottom w:w="90" w:type="dxa"/>
-              <w:right w:w="130" w:type="dxa"/>
-            </w:tcMar>
-            <w:vAlign w:val="center"/>
-          </w:tcPr>
-          <w:p>
-            <w:pPr>
-              <w:spacing w:line="260" w:lineRule="auto"/>
-            </w:pPr>
-            <w:r>
-              <w:rPr>
-                <w:color w:val="000000"/>
-                <w:sz w:val="19"/>
-                <w:szCs w:val="19"/>
-              </w:rPr>
-              <w:t>1–2 weeks</w:t>
-            </w:r>
-          </w:p>
-        </w:tc>
-        <w:tc>
-          <w:tcPr>
-            <w:tcW w:w="1440" w:type="dxa"/>
-            <w:shd w:val="clear" w:color="auto" w:fill="F2F5FA"/>
-            <w:tcMar>
-              <w:top w:w="90" w:type="dxa"/>
-              <w:left w:w="130" w:type="dxa"/>
-              <w:bottom w:w="90" w:type="dxa"/>
-              <w:right w:w="130" w:type="dxa"/>
-            </w:tcMar>
-            <w:vAlign w:val="center"/>
-          </w:tcPr>
-          <w:p>
-            <w:pPr>
-              <w:spacing w:line="260" w:lineRule="auto"/>
-            </w:pPr>
-            <w:r>
-              <w:rPr>
-                <w:color w:val="000000"/>
-                <w:sz w:val="19"/>
-                <w:szCs w:val="19"/>
-              </w:rPr>
-              <w:t>High, slower</w:t>
             </w:r>
           </w:p>
         </w:tc>
@@ -1361,7 +895,7 @@
       <w:tr>
         <w:tc>
           <w:tcPr>
-            <w:tcW w:w="520" w:type="dxa"/>
+            <w:tcW w:w="582" w:type="dxa"/>
             <w:tcMar>
               <w:top w:w="90" w:type="dxa"/>
               <w:left w:w="130" w:type="dxa"/>
@@ -1388,7 +922,7 @@
         </w:tc>
         <w:tc>
           <w:tcPr>
-            <w:tcW w:w="2660" w:type="dxa"/>
+            <w:tcW w:w="2978" w:type="dxa"/>
             <w:tcMar>
               <w:top w:w="90" w:type="dxa"/>
               <w:left w:w="130" w:type="dxa"/>
@@ -1413,7 +947,7 @@
         </w:tc>
         <w:tc>
           <w:tcPr>
-            <w:tcW w:w="2680" w:type="dxa"/>
+            <w:tcW w:w="3001" w:type="dxa"/>
             <w:tcMar>
               <w:top w:w="90" w:type="dxa"/>
               <w:left w:w="130" w:type="dxa"/>
@@ -1433,56 +967,6 @@
                 <w:szCs w:val="19"/>
               </w:rPr>
               <w:t>Wrong distributional assumption</w:t>
-            </w:r>
-          </w:p>
-        </w:tc>
-        <w:tc>
-          <w:tcPr>
-            <w:tcW w:w="1060" w:type="dxa"/>
-            <w:tcMar>
-              <w:top w:w="90" w:type="dxa"/>
-              <w:left w:w="130" w:type="dxa"/>
-              <w:bottom w:w="90" w:type="dxa"/>
-              <w:right w:w="130" w:type="dxa"/>
-            </w:tcMar>
-            <w:vAlign w:val="center"/>
-          </w:tcPr>
-          <w:p>
-            <w:pPr>
-              <w:spacing w:line="260" w:lineRule="auto"/>
-            </w:pPr>
-            <w:r>
-              <w:rPr>
-                <w:color w:val="000000"/>
-                <w:sz w:val="19"/>
-                <w:szCs w:val="19"/>
-              </w:rPr>
-              <w:t>3–4 days</w:t>
-            </w:r>
-          </w:p>
-        </w:tc>
-        <w:tc>
-          <w:tcPr>
-            <w:tcW w:w="1440" w:type="dxa"/>
-            <w:tcMar>
-              <w:top w:w="90" w:type="dxa"/>
-              <w:left w:w="130" w:type="dxa"/>
-              <w:bottom w:w="90" w:type="dxa"/>
-              <w:right w:w="130" w:type="dxa"/>
-            </w:tcMar>
-            <w:vAlign w:val="center"/>
-          </w:tcPr>
-          <w:p>
-            <w:pPr>
-              <w:spacing w:line="260" w:lineRule="auto"/>
-            </w:pPr>
-            <w:r>
-              <w:rPr>
-                <w:color w:val="000000"/>
-                <w:sz w:val="19"/>
-                <w:szCs w:val="19"/>
-              </w:rPr>
-              <w:t>Medium</w:t>
             </w:r>
           </w:p>
         </w:tc>
@@ -1732,13 +1216,27 @@
         <w:rPr>
           <w:color w:val="000000"/>
         </w:rPr>
-        <w:t xml:space="preserve"> Paksha, Navratri, Dhanteras, Diwali, Bhai </w:t>
+        <w:t xml:space="preserve"> </w:t>
       </w:r>
       <w:proofErr w:type="spellStart"/>
       <w:r>
         <w:rPr>
           <w:color w:val="000000"/>
         </w:rPr>
+        <w:t>Paksha</w:t>
+      </w:r>
+      <w:proofErr w:type="spellEnd"/>
+      <w:r>
+        <w:rPr>
+          <w:color w:val="000000"/>
+        </w:rPr>
+        <w:t xml:space="preserve">, Navratri, Dhanteras, Diwali, Bhai </w:t>
+      </w:r>
+      <w:proofErr w:type="spellStart"/>
+      <w:r>
+        <w:rPr>
+          <w:color w:val="000000"/>
+        </w:rPr>
         <w:t>Dooj</w:t>
       </w:r>
       <w:proofErr w:type="spellEnd"/>
@@ -1746,7 +1244,21 @@
         <w:rPr>
           <w:color w:val="000000"/>
         </w:rPr>
-        <w:t xml:space="preserve"> and Chhath all fall between September and December. None appear in the validation output window. Early stopping and checkpoint selection are therefore choosing the model that best predicts ordinary, low-variance summer trading.</w:t>
+        <w:t xml:space="preserve"> and </w:t>
+      </w:r>
+      <w:proofErr w:type="spellStart"/>
+      <w:r>
+        <w:rPr>
+          <w:color w:val="000000"/>
+        </w:rPr>
+        <w:t>Chhath</w:t>
+      </w:r>
+      <w:proofErr w:type="spellEnd"/>
+      <w:r>
+        <w:rPr>
+          <w:color w:val="000000"/>
+        </w:rPr>
+        <w:t xml:space="preserve"> all fall between September and December. None appear in the validation output window. Early stopping and checkpoint selection are therefore choosing the model that best predicts ordinary, low-variance summer trading.</w:t>
       </w:r>
     </w:p>
     <w:p>
@@ -2227,8 +1739,36 @@
                 <w:sz w:val="19"/>
                 <w:szCs w:val="19"/>
               </w:rPr>
-              <w:t xml:space="preserve"> Paksha through Chhath</w:t>
-            </w:r>
+              <w:t xml:space="preserve"> </w:t>
+            </w:r>
+            <w:proofErr w:type="spellStart"/>
+            <w:r>
+              <w:rPr>
+                <w:color w:val="000000"/>
+                <w:sz w:val="19"/>
+                <w:szCs w:val="19"/>
+              </w:rPr>
+              <w:t>Paksha</w:t>
+            </w:r>
+            <w:proofErr w:type="spellEnd"/>
+            <w:r>
+              <w:rPr>
+                <w:color w:val="000000"/>
+                <w:sz w:val="19"/>
+                <w:szCs w:val="19"/>
+              </w:rPr>
+              <w:t xml:space="preserve"> through </w:t>
+            </w:r>
+            <w:proofErr w:type="spellStart"/>
+            <w:r>
+              <w:rPr>
+                <w:color w:val="000000"/>
+                <w:sz w:val="19"/>
+                <w:szCs w:val="19"/>
+              </w:rPr>
+              <w:t>Chhath</w:t>
+            </w:r>
+            <w:proofErr w:type="spellEnd"/>
           </w:p>
         </w:tc>
       </w:tr>
@@ -2371,21 +1911,7 @@
         <w:rPr>
           <w:color w:val="000000"/>
         </w:rPr>
-        <w:t xml:space="preserve">A series is one dealer, one model family, one variant. </w:t>
-      </w:r>
-      <w:proofErr w:type="gramStart"/>
-      <w:r>
-        <w:rPr>
-          <w:color w:val="000000"/>
-        </w:rPr>
-        <w:t>So</w:t>
-      </w:r>
-      <w:proofErr w:type="gramEnd"/>
-      <w:r>
-        <w:rPr>
-          <w:color w:val="000000"/>
-        </w:rPr>
-        <w:t xml:space="preserve"> a single dealer selling one family has several near-identical series: red drum-brake, red disc-brake, black drum-brake, and so on. They rise and fall together and spike on the same days.</w:t>
+        <w:t>A series is one dealer, one model family, one variant. So a single dealer selling one family has several near-identical series: red drum-brake, red disc-brake, black drum-brake, and so on. They rise and fall together and spike on the same days.</w:t>
       </w:r>
     </w:p>
     <w:p>
@@ -2403,19 +1929,11 @@
       <w:pPr>
         <w:spacing w:after="120" w:line="276" w:lineRule="auto"/>
       </w:pPr>
-      <w:proofErr w:type="gramStart"/>
-      <w:r>
-        <w:rPr>
-          <w:color w:val="000000"/>
-        </w:rPr>
-        <w:t>So</w:t>
-      </w:r>
-      <w:proofErr w:type="gramEnd"/>
-      <w:r>
-        <w:rPr>
-          <w:color w:val="000000"/>
-        </w:rPr>
-        <w:t xml:space="preserve"> we group first. Everything belonging to the same dealer and model family moves together as one block.</w:t>
+      <w:r>
+        <w:rPr>
+          <w:color w:val="000000"/>
+        </w:rPr>
+        <w:t>So we group first. Everything belonging to the same dealer and model family moves together as one block.</w:t>
       </w:r>
     </w:p>
     <w:p>
@@ -3903,18 +3421,8 @@
                 <w:sz w:val="19"/>
                 <w:szCs w:val="19"/>
               </w:rPr>
-              <w:t xml:space="preserve">above the 668 </w:t>
-            </w:r>
-            <w:proofErr w:type="gramStart"/>
-            <w:r>
-              <w:rPr>
-                <w:color w:val="000000"/>
-                <w:sz w:val="19"/>
-                <w:szCs w:val="19"/>
-              </w:rPr>
-              <w:t>cut-off</w:t>
-            </w:r>
-            <w:proofErr w:type="gramEnd"/>
+              <w:t>above the 668 cut-off</w:t>
+            </w:r>
           </w:p>
         </w:tc>
       </w:tr>
@@ -5365,18 +4873,8 @@
                 <w:sz w:val="18"/>
                 <w:szCs w:val="18"/>
               </w:rPr>
-              <w:t>(str)</w:t>
-            </w:r>
-          </w:p>
-          <w:p>
-            <w:pPr>
-              <w:spacing w:after="20"/>
-            </w:pPr>
-          </w:p>
-          <w:p>
-            <w:pPr>
-              <w:spacing w:after="20"/>
-            </w:pPr>
+              <w:t>(</w:t>
+            </w:r>
             <w:proofErr w:type="spellStart"/>
             <w:r>
               <w:rPr>
@@ -5384,7 +4882,7 @@
                 <w:sz w:val="18"/>
                 <w:szCs w:val="18"/>
               </w:rPr>
-              <w:t>train_grp</w:t>
+              <w:t>str</w:t>
             </w:r>
             <w:proofErr w:type="spellEnd"/>
             <w:r>
@@ -5393,8 +4891,18 @@
                 <w:sz w:val="18"/>
                 <w:szCs w:val="18"/>
               </w:rPr>
-              <w:t xml:space="preserve">, </w:t>
-            </w:r>
+              <w:t>)</w:t>
+            </w:r>
+          </w:p>
+          <w:p>
+            <w:pPr>
+              <w:spacing w:after="20"/>
+            </w:pPr>
+          </w:p>
+          <w:p>
+            <w:pPr>
+              <w:spacing w:after="20"/>
+            </w:pPr>
             <w:proofErr w:type="spellStart"/>
             <w:r>
               <w:rPr>
@@ -5402,7 +4910,7 @@
                 <w:sz w:val="18"/>
                 <w:szCs w:val="18"/>
               </w:rPr>
-              <w:t>val_grp</w:t>
+              <w:t>train_grp</w:t>
             </w:r>
             <w:proofErr w:type="spellEnd"/>
             <w:r>
@@ -5411,7 +4919,7 @@
                 <w:sz w:val="18"/>
                 <w:szCs w:val="18"/>
               </w:rPr>
-              <w:t xml:space="preserve"> = </w:t>
+              <w:t xml:space="preserve">, </w:t>
             </w:r>
             <w:proofErr w:type="spellStart"/>
             <w:r>
@@ -5420,7 +4928,7 @@
                 <w:sz w:val="18"/>
                 <w:szCs w:val="18"/>
               </w:rPr>
-              <w:t>train_test_split</w:t>
+              <w:t>val_grp</w:t>
             </w:r>
             <w:proofErr w:type="spellEnd"/>
             <w:r>
@@ -5429,38 +4937,38 @@
                 <w:sz w:val="18"/>
                 <w:szCs w:val="18"/>
               </w:rPr>
-              <w:t>(</w:t>
-            </w:r>
-          </w:p>
-          <w:p>
-            <w:pPr>
-              <w:spacing w:after="20"/>
-            </w:pPr>
+              <w:t xml:space="preserve"> = </w:t>
+            </w:r>
+            <w:proofErr w:type="spellStart"/>
             <w:r>
               <w:rPr>
                 <w:rFonts w:ascii="Consolas" w:eastAsia="Consolas" w:hAnsi="Consolas" w:cs="Consolas"/>
                 <w:sz w:val="18"/>
                 <w:szCs w:val="18"/>
               </w:rPr>
-              <w:t xml:space="preserve">    </w:t>
-            </w:r>
-            <w:proofErr w:type="spellStart"/>
+              <w:t>train_test_split</w:t>
+            </w:r>
+            <w:proofErr w:type="spellEnd"/>
             <w:r>
               <w:rPr>
                 <w:rFonts w:ascii="Consolas" w:eastAsia="Consolas" w:hAnsi="Consolas" w:cs="Consolas"/>
                 <w:sz w:val="18"/>
                 <w:szCs w:val="18"/>
               </w:rPr>
-              <w:t>grp.index</w:t>
-            </w:r>
-            <w:proofErr w:type="spellEnd"/>
+              <w:t>(</w:t>
+            </w:r>
+          </w:p>
+          <w:p>
+            <w:pPr>
+              <w:spacing w:after="20"/>
+            </w:pPr>
             <w:r>
               <w:rPr>
                 <w:rFonts w:ascii="Consolas" w:eastAsia="Consolas" w:hAnsi="Consolas" w:cs="Consolas"/>
                 <w:sz w:val="18"/>
                 <w:szCs w:val="18"/>
               </w:rPr>
-              <w:t xml:space="preserve">, </w:t>
+              <w:t xml:space="preserve">    </w:t>
             </w:r>
             <w:proofErr w:type="spellStart"/>
             <w:r>
@@ -5469,7 +4977,7 @@
                 <w:sz w:val="18"/>
                 <w:szCs w:val="18"/>
               </w:rPr>
-              <w:t>test_size</w:t>
+              <w:t>grp.index</w:t>
             </w:r>
             <w:proofErr w:type="spellEnd"/>
             <w:r>
@@ -5478,7 +4986,7 @@
                 <w:sz w:val="18"/>
                 <w:szCs w:val="18"/>
               </w:rPr>
-              <w:t xml:space="preserve">=0.15, stratify=strata, </w:t>
+              <w:t xml:space="preserve">, </w:t>
             </w:r>
             <w:proofErr w:type="spellStart"/>
             <w:r>
@@ -5487,7 +4995,7 @@
                 <w:sz w:val="18"/>
                 <w:szCs w:val="18"/>
               </w:rPr>
-              <w:t>random_state</w:t>
+              <w:t>test_size</w:t>
             </w:r>
             <w:proofErr w:type="spellEnd"/>
             <w:r>
@@ -5496,43 +5004,43 @@
                 <w:sz w:val="18"/>
                 <w:szCs w:val="18"/>
               </w:rPr>
-              <w:t>=42)</w:t>
-            </w:r>
-          </w:p>
-          <w:p>
-            <w:pPr>
-              <w:spacing w:after="20"/>
-            </w:pPr>
-          </w:p>
-          <w:p>
-            <w:pPr>
-              <w:spacing w:after="20"/>
-            </w:pPr>
+              <w:t xml:space="preserve">=0.15, stratify=strata, </w:t>
+            </w:r>
+            <w:proofErr w:type="spellStart"/>
             <w:r>
               <w:rPr>
                 <w:rFonts w:ascii="Consolas" w:eastAsia="Consolas" w:hAnsi="Consolas" w:cs="Consolas"/>
                 <w:sz w:val="18"/>
                 <w:szCs w:val="18"/>
               </w:rPr>
-              <w:t xml:space="preserve"># </w:t>
-            </w:r>
-            <w:proofErr w:type="gramStart"/>
+              <w:t>random_state</w:t>
+            </w:r>
+            <w:proofErr w:type="spellEnd"/>
             <w:r>
               <w:rPr>
                 <w:rFonts w:ascii="Consolas" w:eastAsia="Consolas" w:hAnsi="Consolas" w:cs="Consolas"/>
                 <w:sz w:val="18"/>
                 <w:szCs w:val="18"/>
               </w:rPr>
-              <w:t>every</w:t>
-            </w:r>
-            <w:proofErr w:type="gramEnd"/>
+              <w:t>=42)</w:t>
+            </w:r>
+          </w:p>
+          <w:p>
+            <w:pPr>
+              <w:spacing w:after="20"/>
+            </w:pPr>
+          </w:p>
+          <w:p>
+            <w:pPr>
+              <w:spacing w:after="20"/>
+            </w:pPr>
             <w:r>
               <w:rPr>
                 <w:rFonts w:ascii="Consolas" w:eastAsia="Consolas" w:hAnsi="Consolas" w:cs="Consolas"/>
                 <w:sz w:val="18"/>
                 <w:szCs w:val="18"/>
               </w:rPr>
-              <w:t xml:space="preserve"> series whose group is in </w:t>
+              <w:t xml:space="preserve"># every series whose group is in </w:t>
             </w:r>
             <w:proofErr w:type="spellStart"/>
             <w:r>
@@ -5592,15 +5100,7 @@
         <w:spacing w:after="70" w:line="276" w:lineRule="auto"/>
       </w:pPr>
       <w:r>
-        <w:t xml:space="preserve">No dealer and model-family combination </w:t>
-      </w:r>
-      <w:proofErr w:type="gramStart"/>
-      <w:r>
-        <w:t>appears</w:t>
-      </w:r>
-      <w:proofErr w:type="gramEnd"/>
-      <w:r>
-        <w:t xml:space="preserve"> in both lists. Any match is usually a whitespace or casing mismatch in the key.</w:t>
+        <w:t>No dealer and model-family combination appears in both lists. Any match is usually a whitespace or casing mismatch in the key.</w:t>
       </w:r>
     </w:p>
     <w:p>
@@ -5678,21 +5178,7 @@
         <w:rPr>
           <w:color w:val="000000"/>
         </w:rPr>
-        <w:t xml:space="preserve">Two model families at the same dealer are not fully independent. They share footfall, local festive timing and the same sales staff. </w:t>
-      </w:r>
-      <w:proofErr w:type="gramStart"/>
-      <w:r>
-        <w:rPr>
-          <w:color w:val="000000"/>
-        </w:rPr>
-        <w:t>So</w:t>
-      </w:r>
-      <w:proofErr w:type="gramEnd"/>
-      <w:r>
-        <w:rPr>
-          <w:color w:val="000000"/>
-        </w:rPr>
-        <w:t xml:space="preserve"> a dealer's training families still leak some information about its held-out families, and validation loss will read slightly optimistic.</w:t>
+        <w:t>Two model families at the same dealer are not fully independent. They share footfall, local festive timing and the same sales staff. So a dealer's training families still leak some information about its held-out families, and validation loss will read slightly optimistic.</w:t>
       </w:r>
     </w:p>
     <w:p>
@@ -5715,13 +5201,7 @@
           <w:color w:val="000000"/>
         </w:rPr>
         <w:lastRenderedPageBreak/>
-        <w:t>A second limitation is more fundamental. This design validates generalisation across series, whereas the real risk is generalisation across time into a festive season under a shifting demand regime. No split constructible from available data tests the latter, because it would require a 2026 festive season we do not have. What the change buys is a checkpoint-selection signal containing festive dynamics, versus one containing none. That is a material improvement, not a complete solution — and it is why Priori</w:t>
-      </w:r>
-      <w:r>
-        <w:rPr>
-          <w:color w:val="000000"/>
-        </w:rPr>
-        <w:t>ty 7 exists.</w:t>
+        <w:t>A second limitation is more fundamental. This design validates generalisation across series, whereas the real risk is generalisation across time into a festive season under a shifting demand regime. No split constructible from available data tests the latter, because it would require a 2026 festive season we do not have. What the change buys is a checkpoint-selection signal containing festive dynamics, versus one containing none. That is a material improvement, not a complete solution — and it is why Priority 7 exists.</w:t>
       </w:r>
     </w:p>
     <w:p>
@@ -6150,6 +5630,8 @@
               </w:rPr>
               <w:t>Drop scaling and move to a count likelihood — Poisson or Negative Binomial</w:t>
             </w:r>
+            <w:bookmarkStart w:id="0" w:name="_GoBack"/>
+            <w:bookmarkEnd w:id="0"/>
           </w:p>
         </w:tc>
         <w:tc>
@@ -7003,21 +6485,7 @@
         <w:rPr>
           <w:color w:val="000000"/>
         </w:rPr>
-        <w:t xml:space="preserve">Setting Huber's delta to 100 appeared to lift predictions to the desired level. </w:t>
-      </w:r>
-      <w:proofErr w:type="gramStart"/>
-      <w:r>
-        <w:rPr>
-          <w:color w:val="000000"/>
-        </w:rPr>
-        <w:t>This finding needs</w:t>
-      </w:r>
-      <w:proofErr w:type="gramEnd"/>
-      <w:r>
-        <w:rPr>
-          <w:color w:val="000000"/>
-        </w:rPr>
-        <w:t xml:space="preserve"> verification before anything is built on it.</w:t>
+        <w:t>Setting Huber's delta to 100 appeared to lift predictions to the desired level. This finding needs verification before anything is built on it.</w:t>
       </w:r>
     </w:p>
     <w:p>
@@ -7643,21 +7111,7 @@
         <w:rPr>
           <w:color w:val="000000"/>
         </w:rPr>
-        <w:t xml:space="preserve"> rather than generated through </w:t>
-      </w:r>
-      <w:proofErr w:type="gramStart"/>
-      <w:r>
-        <w:rPr>
-          <w:color w:val="000000"/>
-        </w:rPr>
-        <w:t>Darts'</w:t>
-      </w:r>
-      <w:proofErr w:type="gramEnd"/>
-      <w:r>
-        <w:rPr>
-          <w:color w:val="000000"/>
-        </w:rPr>
-        <w:t xml:space="preserve"> </w:t>
+        <w:t xml:space="preserve"> rather than generated through Darts' </w:t>
       </w:r>
       <w:proofErr w:type="spellStart"/>
       <w:r>
@@ -8218,13 +7672,27 @@
         <w:rPr>
           <w:color w:val="000000"/>
         </w:rPr>
-        <w:t xml:space="preserve"> Paksha, Navratri, Dhanteras, Diwali, Bhai </w:t>
+        <w:t xml:space="preserve"> </w:t>
       </w:r>
       <w:proofErr w:type="spellStart"/>
       <w:r>
         <w:rPr>
           <w:color w:val="000000"/>
         </w:rPr>
+        <w:t>Paksha</w:t>
+      </w:r>
+      <w:proofErr w:type="spellEnd"/>
+      <w:r>
+        <w:rPr>
+          <w:color w:val="000000"/>
+        </w:rPr>
+        <w:t xml:space="preserve">, Navratri, Dhanteras, Diwali, Bhai </w:t>
+      </w:r>
+      <w:proofErr w:type="spellStart"/>
+      <w:r>
+        <w:rPr>
+          <w:color w:val="000000"/>
+        </w:rPr>
         <w:t>Dooj</w:t>
       </w:r>
       <w:proofErr w:type="spellEnd"/>
@@ -8232,7 +7700,21 @@
         <w:rPr>
           <w:color w:val="000000"/>
         </w:rPr>
-        <w:t xml:space="preserve"> and Chhath. Validated on held-out groups over Sep–Dec 2025.</w:t>
+        <w:t xml:space="preserve"> and </w:t>
+      </w:r>
+      <w:proofErr w:type="spellStart"/>
+      <w:r>
+        <w:rPr>
+          <w:color w:val="000000"/>
+        </w:rPr>
+        <w:t>Chhath</w:t>
+      </w:r>
+      <w:proofErr w:type="spellEnd"/>
+      <w:r>
+        <w:rPr>
+          <w:color w:val="000000"/>
+        </w:rPr>
+        <w:t>. Validated on held-out groups over Sep–Dec 2025.</w:t>
       </w:r>
     </w:p>
     <w:p>
@@ -9032,25 +8514,7 @@
                 <w:sz w:val="19"/>
                 <w:szCs w:val="19"/>
               </w:rPr>
-              <w:t xml:space="preserve">Typically matches or exceeds TFT on multivariate-with-covariates benchmarks at a fraction of the training cost. With this many series and a </w:t>
-            </w:r>
-            <w:proofErr w:type="gramStart"/>
-            <w:r>
-              <w:rPr>
-                <w:color w:val="000000"/>
-                <w:sz w:val="19"/>
-                <w:szCs w:val="19"/>
-              </w:rPr>
-              <w:t>disk</w:t>
-            </w:r>
-            <w:proofErr w:type="gramEnd"/>
-            <w:r>
-              <w:rPr>
-                <w:color w:val="000000"/>
-                <w:sz w:val="19"/>
-                <w:szCs w:val="19"/>
-              </w:rPr>
-              <w:t xml:space="preserve"> I/O bottleneck, being five to ten times cheaper per epoch means experiments can actually be run rather than one long run per week.</w:t>
+              <w:t>Typically matches or exceeds TFT on multivariate-with-covariates benchmarks at a fraction of the training cost. With this many series and a disk I/O bottleneck, being five to ten times cheaper per epoch means experiments can actually be run rather than one long run per week.</w:t>
             </w:r>
           </w:p>
         </w:tc>
@@ -9903,7 +9367,7 @@
 </file>
 
 <file path=word/endnotes.xml><?xml version="1.0" encoding="utf-8"?>
-<w:endnotes xmlns:wpc="http://schemas.microsoft.com/office/word/2010/wordprocessingCanvas" xmlns:cx="http://schemas.microsoft.com/office/drawing/2014/chartex" xmlns:cx1="http://schemas.microsoft.com/office/drawing/2015/9/8/chartex" xmlns:cx2="http://schemas.microsoft.com/office/drawing/2015/10/21/chartex" xmlns:cx3="http://schemas.microsoft.com/office/drawing/2016/5/9/chartex" xmlns:cx4="http://schemas.microsoft.com/office/drawing/2016/5/10/chartex" xmlns:cx5="http://schemas.microsoft.com/office/drawing/2016/5/11/chartex" xmlns:cx6="http://schemas.microsoft.com/office/drawing/2016/5/12/chartex" xmlns:cx7="http://schemas.microsoft.com/office/drawing/2016/5/13/chartex" xmlns:cx8="http://schemas.microsoft.com/office/drawing/2016/5/14/chartex" xmlns:mc="http://schemas.openxmlformats.org/markup-compatibility/2006" xmlns:aink="http://schemas.microsoft.com/office/drawing/2016/ink" xmlns:am3d="http://schemas.microsoft.com/office/drawing/2017/model3d" xmlns:o="urn:schemas-microsoft-com:office:office" xmlns:oel="http://schemas.microsoft.com/office/2019/extlst" xmlns:r="http://schemas.openxmlformats.org/officeDocument/2006/relationships" xmlns:m="http://schemas.openxmlformats.org/officeDocument/2006/math" xmlns:v="urn:schemas-microsoft-com:vml" xmlns:wp14="http://schemas.microsoft.com/office/word/2010/wordprocessingDrawing" xmlns:wp="http://schemas.openxmlformats.org/drawingml/2006/wordprocessingDrawing" xmlns:w10="urn:schemas-microsoft-com:office:word" xmlns:w="http://schemas.openxmlformats.org/wordprocessingml/2006/main" xmlns:w14="http://schemas.microsoft.com/office/word/2010/wordml" xmlns:w15="http://schemas.microsoft.com/office/word/2012/wordml" xmlns:w16cex="http://schemas.microsoft.com/office/word/2018/wordml/cex" xmlns:w16cid="http://schemas.microsoft.com/office/word/2016/wordml/cid" xmlns:w16="http://schemas.microsoft.com/office/word/2018/wordml" xmlns:w16du="http://schemas.microsoft.com/office/word/2023/wordml/word16du" xmlns:w16sdtdh="http://schemas.microsoft.com/office/word/2020/wordml/sdtdatahash" xmlns:w16sdtfl="http://schemas.microsoft.com/office/word/2024/wordml/sdtformatlock" xmlns:w16se="http://schemas.microsoft.com/office/word/2015/wordml/symex" xmlns:wpg="http://schemas.microsoft.com/office/word/2010/wordprocessingGroup" xmlns:wpi="http://schemas.microsoft.com/office/word/2010/wordprocessingInk" xmlns:wne="http://schemas.microsoft.com/office/word/2006/wordml" xmlns:wps="http://schemas.microsoft.com/office/word/2010/wordprocessingShape" mc:Ignorable="w14 w15 w16se w16cid w16 w16cex w16sdtdh w16sdtfl w16du wp14">
+<w:endnotes xmlns:wpc="http://schemas.microsoft.com/office/word/2010/wordprocessingCanvas" xmlns:cx="http://schemas.microsoft.com/office/drawing/2014/chartex" xmlns:cx1="http://schemas.microsoft.com/office/drawing/2015/9/8/chartex" xmlns:mc="http://schemas.openxmlformats.org/markup-compatibility/2006" xmlns:o="urn:schemas-microsoft-com:office:office" xmlns:r="http://schemas.openxmlformats.org/officeDocument/2006/relationships" xmlns:m="http://schemas.openxmlformats.org/officeDocument/2006/math" xmlns:v="urn:schemas-microsoft-com:vml" xmlns:wp14="http://schemas.microsoft.com/office/word/2010/wordprocessingDrawing" xmlns:wp="http://schemas.openxmlformats.org/drawingml/2006/wordprocessingDrawing" xmlns:w10="urn:schemas-microsoft-com:office:word" xmlns:w="http://schemas.openxmlformats.org/wordprocessingml/2006/main" xmlns:w14="http://schemas.microsoft.com/office/word/2010/wordml" xmlns:w15="http://schemas.microsoft.com/office/word/2012/wordml" xmlns:w16se="http://schemas.microsoft.com/office/word/2015/wordml/symex" xmlns:wpg="http://schemas.microsoft.com/office/word/2010/wordprocessingGroup" xmlns:wpi="http://schemas.microsoft.com/office/word/2010/wordprocessingInk" xmlns:wne="http://schemas.microsoft.com/office/word/2006/wordml" xmlns:wps="http://schemas.microsoft.com/office/word/2010/wordprocessingShape" mc:Ignorable="w14 w15 w16se wp14">
   <w:endnote w:type="separator" w:id="-1">
     <w:p>
       <w:r>
@@ -9922,7 +9386,7 @@
 </file>
 
 <file path=word/footer1.xml><?xml version="1.0" encoding="utf-8"?>
-<w:ftr xmlns:wpc="http://schemas.microsoft.com/office/word/2010/wordprocessingCanvas" xmlns:cx="http://schemas.microsoft.com/office/drawing/2014/chartex" xmlns:cx1="http://schemas.microsoft.com/office/drawing/2015/9/8/chartex" xmlns:cx2="http://schemas.microsoft.com/office/drawing/2015/10/21/chartex" xmlns:cx3="http://schemas.microsoft.com/office/drawing/2016/5/9/chartex" xmlns:cx4="http://schemas.microsoft.com/office/drawing/2016/5/10/chartex" xmlns:cx5="http://schemas.microsoft.com/office/drawing/2016/5/11/chartex" xmlns:cx6="http://schemas.microsoft.com/office/drawing/2016/5/12/chartex" xmlns:cx7="http://schemas.microsoft.com/office/drawing/2016/5/13/chartex" xmlns:cx8="http://schemas.microsoft.com/office/drawing/2016/5/14/chartex" xmlns:mc="http://schemas.openxmlformats.org/markup-compatibility/2006" xmlns:aink="http://schemas.microsoft.com/office/drawing/2016/ink" xmlns:am3d="http://schemas.microsoft.com/office/drawing/2017/model3d" xmlns:o="urn:schemas-microsoft-com:office:office" xmlns:oel="http://schemas.microsoft.com/office/2019/extlst" xmlns:r="http://schemas.openxmlformats.org/officeDocument/2006/relationships" xmlns:m="http://schemas.openxmlformats.org/officeDocument/2006/math" xmlns:v="urn:schemas-microsoft-com:vml" xmlns:wp14="http://schemas.microsoft.com/office/word/2010/wordprocessingDrawing" xmlns:wp="http://schemas.openxmlformats.org/drawingml/2006/wordprocessingDrawing" xmlns:w10="urn:schemas-microsoft-com:office:word" xmlns:w="http://schemas.openxmlformats.org/wordprocessingml/2006/main" xmlns:w14="http://schemas.microsoft.com/office/word/2010/wordml" xmlns:w15="http://schemas.microsoft.com/office/word/2012/wordml" xmlns:w16cex="http://schemas.microsoft.com/office/word/2018/wordml/cex" xmlns:w16cid="http://schemas.microsoft.com/office/word/2016/wordml/cid" xmlns:w16="http://schemas.microsoft.com/office/word/2018/wordml" xmlns:w16du="http://schemas.microsoft.com/office/word/2023/wordml/word16du" xmlns:w16sdtdh="http://schemas.microsoft.com/office/word/2020/wordml/sdtdatahash" xmlns:w16sdtfl="http://schemas.microsoft.com/office/word/2024/wordml/sdtformatlock" xmlns:w16se="http://schemas.microsoft.com/office/word/2015/wordml/symex" xmlns:wpg="http://schemas.microsoft.com/office/word/2010/wordprocessingGroup" xmlns:wpi="http://schemas.microsoft.com/office/word/2010/wordprocessingInk" xmlns:wne="http://schemas.microsoft.com/office/word/2006/wordml" xmlns:wps="http://schemas.microsoft.com/office/word/2010/wordprocessingShape" mc:Ignorable="w14 w15 w16se w16cid w16 w16cex w16sdtdh w16sdtfl w16du wp14">
+<w:ftr xmlns:wpc="http://schemas.microsoft.com/office/word/2010/wordprocessingCanvas" xmlns:cx="http://schemas.microsoft.com/office/drawing/2014/chartex" xmlns:cx1="http://schemas.microsoft.com/office/drawing/2015/9/8/chartex" xmlns:mc="http://schemas.openxmlformats.org/markup-compatibility/2006" xmlns:o="urn:schemas-microsoft-com:office:office" xmlns:r="http://schemas.openxmlformats.org/officeDocument/2006/relationships" xmlns:m="http://schemas.openxmlformats.org/officeDocument/2006/math" xmlns:v="urn:schemas-microsoft-com:vml" xmlns:wp14="http://schemas.microsoft.com/office/word/2010/wordprocessingDrawing" xmlns:wp="http://schemas.openxmlformats.org/drawingml/2006/wordprocessingDrawing" xmlns:w10="urn:schemas-microsoft-com:office:word" xmlns:w="http://schemas.openxmlformats.org/wordprocessingml/2006/main" xmlns:w14="http://schemas.microsoft.com/office/word/2010/wordml" xmlns:w15="http://schemas.microsoft.com/office/word/2012/wordml" xmlns:w16se="http://schemas.microsoft.com/office/word/2015/wordml/symex" xmlns:wpg="http://schemas.microsoft.com/office/word/2010/wordprocessingGroup" xmlns:wpi="http://schemas.microsoft.com/office/word/2010/wordprocessingInk" xmlns:wne="http://schemas.microsoft.com/office/word/2006/wordml" xmlns:wps="http://schemas.microsoft.com/office/word/2010/wordprocessingShape" mc:Ignorable="w14 w15 w16se wp14">
   <w:p>
     <w:pPr>
       <w:jc w:val="center"/>
@@ -9958,7 +9422,7 @@
         <w:sz w:val="18"/>
         <w:szCs w:val="18"/>
       </w:rPr>
-      <w:t>1</w:t>
+      <w:t>3</w:t>
     </w:r>
     <w:r>
       <w:rPr>
@@ -9973,7 +9437,7 @@
 </file>
 
 <file path=word/footnotes.xml><?xml version="1.0" encoding="utf-8"?>
-<w:footnotes xmlns:wpc="http://schemas.microsoft.com/office/word/2010/wordprocessingCanvas" xmlns:cx="http://schemas.microsoft.com/office/drawing/2014/chartex" xmlns:cx1="http://schemas.microsoft.com/office/drawing/2015/9/8/chartex" xmlns:cx2="http://schemas.microsoft.com/office/drawing/2015/10/21/chartex" xmlns:cx3="http://schemas.microsoft.com/office/drawing/2016/5/9/chartex" xmlns:cx4="http://schemas.microsoft.com/office/drawing/2016/5/10/chartex" xmlns:cx5="http://schemas.microsoft.com/office/drawing/2016/5/11/chartex" xmlns:cx6="http://schemas.microsoft.com/office/drawing/2016/5/12/chartex" xmlns:cx7="http://schemas.microsoft.com/office/drawing/2016/5/13/chartex" xmlns:cx8="http://schemas.microsoft.com/office/drawing/2016/5/14/chartex" xmlns:mc="http://schemas.openxmlformats.org/markup-compatibility/2006" xmlns:aink="http://schemas.microsoft.com/office/drawing/2016/ink" xmlns:am3d="http://schemas.microsoft.com/office/drawing/2017/model3d" xmlns:o="urn:schemas-microsoft-com:office:office" xmlns:oel="http://schemas.microsoft.com/office/2019/extlst" xmlns:r="http://schemas.openxmlformats.org/officeDocument/2006/relationships" xmlns:m="http://schemas.openxmlformats.org/officeDocument/2006/math" xmlns:v="urn:schemas-microsoft-com:vml" xmlns:wp14="http://schemas.microsoft.com/office/word/2010/wordprocessingDrawing" xmlns:wp="http://schemas.openxmlformats.org/drawingml/2006/wordprocessingDrawing" xmlns:w10="urn:schemas-microsoft-com:office:word" xmlns:w="http://schemas.openxmlformats.org/wordprocessingml/2006/main" xmlns:w14="http://schemas.microsoft.com/office/word/2010/wordml" xmlns:w15="http://schemas.microsoft.com/office/word/2012/wordml" xmlns:w16cex="http://schemas.microsoft.com/office/word/2018/wordml/cex" xmlns:w16cid="http://schemas.microsoft.com/office/word/2016/wordml/cid" xmlns:w16="http://schemas.microsoft.com/office/word/2018/wordml" xmlns:w16du="http://schemas.microsoft.com/office/word/2023/wordml/word16du" xmlns:w16sdtdh="http://schemas.microsoft.com/office/word/2020/wordml/sdtdatahash" xmlns:w16sdtfl="http://schemas.microsoft.com/office/word/2024/wordml/sdtformatlock" xmlns:w16se="http://schemas.microsoft.com/office/word/2015/wordml/symex" xmlns:wpg="http://schemas.microsoft.com/office/word/2010/wordprocessingGroup" xmlns:wpi="http://schemas.microsoft.com/office/word/2010/wordprocessingInk" xmlns:wne="http://schemas.microsoft.com/office/word/2006/wordml" xmlns:wps="http://schemas.microsoft.com/office/word/2010/wordprocessingShape" mc:Ignorable="w14 w15 w16se w16cid w16 w16cex w16sdtdh w16sdtfl w16du wp14">
+<w:footnotes xmlns:wpc="http://schemas.microsoft.com/office/word/2010/wordprocessingCanvas" xmlns:cx="http://schemas.microsoft.com/office/drawing/2014/chartex" xmlns:cx1="http://schemas.microsoft.com/office/drawing/2015/9/8/chartex" xmlns:mc="http://schemas.openxmlformats.org/markup-compatibility/2006" xmlns:o="urn:schemas-microsoft-com:office:office" xmlns:r="http://schemas.openxmlformats.org/officeDocument/2006/relationships" xmlns:m="http://schemas.openxmlformats.org/officeDocument/2006/math" xmlns:v="urn:schemas-microsoft-com:vml" xmlns:wp14="http://schemas.microsoft.com/office/word/2010/wordprocessingDrawing" xmlns:wp="http://schemas.openxmlformats.org/drawingml/2006/wordprocessingDrawing" xmlns:w10="urn:schemas-microsoft-com:office:word" xmlns:w="http://schemas.openxmlformats.org/wordprocessingml/2006/main" xmlns:w14="http://schemas.microsoft.com/office/word/2010/wordml" xmlns:w15="http://schemas.microsoft.com/office/word/2012/wordml" xmlns:w16se="http://schemas.microsoft.com/office/word/2015/wordml/symex" xmlns:wpg="http://schemas.microsoft.com/office/word/2010/wordprocessingGroup" xmlns:wpi="http://schemas.microsoft.com/office/word/2010/wordprocessingInk" xmlns:wne="http://schemas.microsoft.com/office/word/2006/wordml" xmlns:wps="http://schemas.microsoft.com/office/word/2010/wordprocessingShape" mc:Ignorable="w14 w15 w16se wp14">
   <w:footnote w:type="separator" w:id="-1">
     <w:p>
       <w:r>
@@ -9992,7 +9456,7 @@
 </file>
 
 <file path=word/numbering.xml><?xml version="1.0" encoding="utf-8"?>
-<w:numbering xmlns:wpc="http://schemas.microsoft.com/office/word/2010/wordprocessingCanvas" xmlns:cx="http://schemas.microsoft.com/office/drawing/2014/chartex" xmlns:cx1="http://schemas.microsoft.com/office/drawing/2015/9/8/chartex" xmlns:cx2="http://schemas.microsoft.com/office/drawing/2015/10/21/chartex" xmlns:cx3="http://schemas.microsoft.com/office/drawing/2016/5/9/chartex" xmlns:cx4="http://schemas.microsoft.com/office/drawing/2016/5/10/chartex" xmlns:cx5="http://schemas.microsoft.com/office/drawing/2016/5/11/chartex" xmlns:cx6="http://schemas.microsoft.com/office/drawing/2016/5/12/chartex" xmlns:cx7="http://schemas.microsoft.com/office/drawing/2016/5/13/chartex" xmlns:cx8="http://schemas.microsoft.com/office/drawing/2016/5/14/chartex" xmlns:mc="http://schemas.openxmlformats.org/markup-compatibility/2006" xmlns:aink="http://schemas.microsoft.com/office/drawing/2016/ink" xmlns:am3d="http://schemas.microsoft.com/office/drawing/2017/model3d" xmlns:o="urn:schemas-microsoft-com:office:office" xmlns:oel="http://schemas.microsoft.com/office/2019/extlst" xmlns:r="http://schemas.openxmlformats.org/officeDocument/2006/relationships" xmlns:m="http://schemas.openxmlformats.org/officeDocument/2006/math" xmlns:v="urn:schemas-microsoft-com:vml" xmlns:wp14="http://schemas.microsoft.com/office/word/2010/wordprocessingDrawing" xmlns:wp="http://schemas.openxmlformats.org/drawingml/2006/wordprocessingDrawing" xmlns:w10="urn:schemas-microsoft-com:office:word" xmlns:w="http://schemas.openxmlformats.org/wordprocessingml/2006/main" xmlns:w14="http://schemas.microsoft.com/office/word/2010/wordml" xmlns:w15="http://schemas.microsoft.com/office/word/2012/wordml" xmlns:w16cex="http://schemas.microsoft.com/office/word/2018/wordml/cex" xmlns:w16cid="http://schemas.microsoft.com/office/word/2016/wordml/cid" xmlns:w16="http://schemas.microsoft.com/office/word/2018/wordml" xmlns:w16du="http://schemas.microsoft.com/office/word/2023/wordml/word16du" xmlns:w16sdtdh="http://schemas.microsoft.com/office/word/2020/wordml/sdtdatahash" xmlns:w16sdtfl="http://schemas.microsoft.com/office/word/2024/wordml/sdtformatlock" xmlns:w16se="http://schemas.microsoft.com/office/word/2015/wordml/symex" xmlns:wpg="http://schemas.microsoft.com/office/word/2010/wordprocessingGroup" xmlns:wpi="http://schemas.microsoft.com/office/word/2010/wordprocessingInk" xmlns:wne="http://schemas.microsoft.com/office/word/2006/wordml" xmlns:wps="http://schemas.microsoft.com/office/word/2010/wordprocessingShape" mc:Ignorable="w14 w15 w16se w16cid w16 w16cex w16sdtdh w16sdtfl w16du wp14">
+<w:numbering xmlns:wpc="http://schemas.microsoft.com/office/word/2010/wordprocessingCanvas" xmlns:cx="http://schemas.microsoft.com/office/drawing/2014/chartex" xmlns:cx1="http://schemas.microsoft.com/office/drawing/2015/9/8/chartex" xmlns:mc="http://schemas.openxmlformats.org/markup-compatibility/2006" xmlns:o="urn:schemas-microsoft-com:office:office" xmlns:r="http://schemas.openxmlformats.org/officeDocument/2006/relationships" xmlns:m="http://schemas.openxmlformats.org/officeDocument/2006/math" xmlns:v="urn:schemas-microsoft-com:vml" xmlns:wp14="http://schemas.microsoft.com/office/word/2010/wordprocessingDrawing" xmlns:wp="http://schemas.openxmlformats.org/drawingml/2006/wordprocessingDrawing" xmlns:w10="urn:schemas-microsoft-com:office:word" xmlns:w="http://schemas.openxmlformats.org/wordprocessingml/2006/main" xmlns:w14="http://schemas.microsoft.com/office/word/2010/wordml" xmlns:w15="http://schemas.microsoft.com/office/word/2012/wordml" xmlns:w16se="http://schemas.microsoft.com/office/word/2015/wordml/symex" xmlns:wpg="http://schemas.microsoft.com/office/word/2010/wordprocessingGroup" xmlns:wpi="http://schemas.microsoft.com/office/word/2010/wordprocessingInk" xmlns:wne="http://schemas.microsoft.com/office/word/2006/wordml" xmlns:wps="http://schemas.microsoft.com/office/word/2010/wordprocessingShape" mc:Ignorable="w14 w15 w16se wp14">
   <w:abstractNum w:abstractNumId="0" w15:restartNumberingAfterBreak="0">
     <w:nsid w:val="04D35159"/>
     <w:multiLevelType w:val="hybridMultilevel"/>
@@ -10137,13 +9601,13 @@
       </w:pPr>
     </w:lvl>
   </w:abstractNum>
-  <w:num w:numId="1" w16cid:durableId="786125179">
+  <w:num w:numId="1">
     <w:abstractNumId w:val="1"/>
     <w:lvlOverride w:ilvl="0">
       <w:startOverride w:val="1"/>
     </w:lvlOverride>
   </w:num>
-  <w:num w:numId="2" w16cid:durableId="222301117">
+  <w:num w:numId="2">
     <w:abstractNumId w:val="0"/>
     <w:lvlOverride w:ilvl="0">
       <w:startOverride w:val="1"/>
@@ -10153,7 +9617,7 @@
 </file>
 
 <file path=word/styles.xml><?xml version="1.0" encoding="utf-8"?>
-<w:styles xmlns:mc="http://schemas.openxmlformats.org/markup-compatibility/2006" xmlns:r="http://schemas.openxmlformats.org/officeDocument/2006/relationships" xmlns:w="http://schemas.openxmlformats.org/wordprocessingml/2006/main" xmlns:w14="http://schemas.microsoft.com/office/word/2010/wordml" xmlns:w15="http://schemas.microsoft.com/office/word/2012/wordml" xmlns:w16cex="http://schemas.microsoft.com/office/word/2018/wordml/cex" xmlns:w16cid="http://schemas.microsoft.com/office/word/2016/wordml/cid" xmlns:w16="http://schemas.microsoft.com/office/word/2018/wordml" xmlns:w16du="http://schemas.microsoft.com/office/word/2023/wordml/word16du" xmlns:w16sdtdh="http://schemas.microsoft.com/office/word/2020/wordml/sdtdatahash" xmlns:w16sdtfl="http://schemas.microsoft.com/office/word/2024/wordml/sdtformatlock" xmlns:w16se="http://schemas.microsoft.com/office/word/2015/wordml/symex" mc:Ignorable="w14 w15 w16se w16cid w16 w16cex w16sdtdh w16sdtfl w16du">
+<w:styles xmlns:mc="http://schemas.openxmlformats.org/markup-compatibility/2006" xmlns:r="http://schemas.openxmlformats.org/officeDocument/2006/relationships" xmlns:w="http://schemas.openxmlformats.org/wordprocessingml/2006/main" xmlns:w14="http://schemas.microsoft.com/office/word/2010/wordml" xmlns:w15="http://schemas.microsoft.com/office/word/2012/wordml" xmlns:w16se="http://schemas.microsoft.com/office/word/2015/wordml/symex" mc:Ignorable="w14 w15 w16se">
   <w:docDefaults>
     <w:rPrDefault>
       <w:rPr>
@@ -10165,7 +9629,7 @@
     </w:rPrDefault>
     <w:pPrDefault/>
   </w:docDefaults>
-  <w:latentStyles w:defLockedState="0" w:defUIPriority="99" w:defSemiHidden="0" w:defUnhideWhenUsed="0" w:defQFormat="0" w:count="376">
+  <w:latentStyles w:defLockedState="0" w:defUIPriority="99" w:defSemiHidden="0" w:defUnhideWhenUsed="0" w:defQFormat="0" w:count="371">
     <w:lsdException w:name="Normal" w:uiPriority="0" w:qFormat="1"/>
     <w:lsdException w:name="heading 1" w:uiPriority="9" w:qFormat="1"/>
     <w:lsdException w:name="heading 2" w:semiHidden="1" w:uiPriority="9" w:unhideWhenUsed="1" w:qFormat="1"/>
@@ -10537,11 +10001,6 @@
     <w:lsdException w:name="List Table 5 Dark Accent 6" w:uiPriority="50"/>
     <w:lsdException w:name="List Table 6 Colorful Accent 6" w:uiPriority="51"/>
     <w:lsdException w:name="List Table 7 Colorful Accent 6" w:uiPriority="52"/>
-    <w:lsdException w:name="Mention" w:semiHidden="1" w:unhideWhenUsed="1"/>
-    <w:lsdException w:name="Smart Hyperlink" w:semiHidden="1" w:unhideWhenUsed="1"/>
-    <w:lsdException w:name="Hashtag" w:semiHidden="1" w:unhideWhenUsed="1"/>
-    <w:lsdException w:name="Unresolved Mention" w:semiHidden="1" w:unhideWhenUsed="1"/>
-    <w:lsdException w:name="Smart Link" w:semiHidden="1" w:unhideWhenUsed="1"/>
   </w:latentStyles>
   <w:style w:type="paragraph" w:default="1" w:styleId="Normal">
     <w:name w:val="Normal"/>
